--- a/Lesson 46 - Guided Notes.docx
+++ b/Lesson 46 - Guided Notes.docx
@@ -1472,10 +1472,8 @@
             </w:pPr>
             <w:r>
               <w:rPr>
-                <w:sz w:val="24"/>
-                <w:szCs w:val="24"/>
-              </w:rPr>
-              <w:t/>
+                <w:rtl w:val="0"/>
+              </w:rPr>
             </w:r>
           </w:p>
         </w:tc>
@@ -1544,19 +1542,10 @@
             </w:pPr>
             <w:r>
               <w:rPr>
-                <w:b w:val="1"/>
                 <w:sz w:val="24"/>
                 <w:szCs w:val="24"/>
               </w:rPr>
-              <w:t xml:space="preserve">2.  Baseball Signs:  </w:t>
-            </w:r>
-            <w:r>
-              <w:rPr>
-                <w:i w:val="1"/>
-                <w:sz w:val="24"/>
-                <w:szCs w:val="24"/>
-              </w:rPr>
-              <w:t xml:space="preserve">How does a catcher's hand signal system demonstrate that any agreed-upon pattern can be a code?</w:t>
+              <w:t/>
             </w:r>
           </w:p>
         </w:tc>
@@ -1589,10 +1578,19 @@
             </w:pPr>
             <w:r>
               <w:rPr>
+                <w:b w:val="1"/>
                 <w:sz w:val="24"/>
                 <w:szCs w:val="24"/>
               </w:rPr>
-              <w:t/>
+              <w:t xml:space="preserve">2.  Baseball Signs:  </w:t>
+            </w:r>
+            <w:r>
+              <w:rPr>
+                <w:i w:val="1"/>
+                <w:sz w:val="24"/>
+                <w:szCs w:val="24"/>
+              </w:rPr>
+              <w:t xml:space="preserve">How does a catcher's hand signal system demonstrate that any agreed-upon pattern can be a code?</w:t>
             </w:r>
           </w:p>
         </w:tc>
@@ -1625,10 +1623,8 @@
             </w:pPr>
             <w:r>
               <w:rPr>
-                <w:sz w:val="24"/>
-                <w:szCs w:val="24"/>
-              </w:rPr>
-              <w:t/>
+                <w:rtl w:val="0"/>
+              </w:rPr>
             </w:r>
           </w:p>
         </w:tc>
@@ -1661,19 +1657,10 @@
             </w:pPr>
             <w:r>
               <w:rPr>
-                <w:b w:val="1"/>
                 <w:sz w:val="24"/>
                 <w:szCs w:val="24"/>
               </w:rPr>
-              <w:t xml:space="preserve">3.  Stranded on an Island:  </w:t>
-            </w:r>
-            <w:r>
-              <w:rPr>
-                <w:i w:val="1"/>
-                <w:sz w:val="24"/>
-                <w:szCs w:val="24"/>
-              </w:rPr>
-              <w:t xml:space="preserve">If you had only a flashlight, what kind of pattern could you create to call for help?</w:t>
+              <w:t/>
             </w:r>
           </w:p>
         </w:tc>
@@ -1742,10 +1729,19 @@
             </w:pPr>
             <w:r>
               <w:rPr>
+                <w:b w:val="1"/>
                 <w:sz w:val="24"/>
                 <w:szCs w:val="24"/>
               </w:rPr>
-              <w:t/>
+              <w:t xml:space="preserve">3.  Stranded on an Island:  </w:t>
+            </w:r>
+            <w:r>
+              <w:rPr>
+                <w:i w:val="1"/>
+                <w:sz w:val="24"/>
+                <w:szCs w:val="24"/>
+              </w:rPr>
+              <w:t xml:space="preserve">If you had only a flashlight, what kind of pattern could you create to call for help?</w:t>
             </w:r>
           </w:p>
         </w:tc>
@@ -1778,19 +1774,8 @@
             </w:pPr>
             <w:r>
               <w:rPr>
-                <w:b w:val="1"/>
-                <w:sz w:val="24"/>
-                <w:szCs w:val="24"/>
-              </w:rPr>
-              <w:t xml:space="preserve">4.  Creating a Code:  </w:t>
-            </w:r>
-            <w:r>
-              <w:rPr>
-                <w:i w:val="1"/>
-                <w:sz w:val="24"/>
-                <w:szCs w:val="24"/>
-              </w:rPr>
-              <w:t xml:space="preserve">What makes a code effective? What properties must it have to be useful in an emergency?</w:t>
+                <w:rtl w:val="0"/>
+              </w:rPr>
             </w:r>
           </w:p>
         </w:tc>
@@ -1899,7 +1884,7 @@
                 <w:sz w:val="24"/>
                 <w:szCs w:val="24"/>
               </w:rPr>
-              <w:t xml:space="preserve">5.  Pattern vs. Noise:  </w:t>
+              <w:t xml:space="preserve">4.  Creating a Code:  </w:t>
             </w:r>
             <w:r>
               <w:rPr>
@@ -1907,7 +1892,7 @@
                 <w:sz w:val="24"/>
                 <w:szCs w:val="24"/>
               </w:rPr>
-              <w:t xml:space="preserve">How does a receiver know the difference between a random signal and an intentional coded message?</w:t>
+              <w:t xml:space="preserve">What makes a code effective? What properties must it have to be useful in an emergency?</w:t>
             </w:r>
           </w:p>
         </w:tc>
@@ -1940,10 +1925,8 @@
             </w:pPr>
             <w:r>
               <w:rPr>
-                <w:sz w:val="24"/>
-                <w:szCs w:val="24"/>
-              </w:rPr>
-              <w:t/>
+                <w:rtl w:val="0"/>
+              </w:rPr>
             </w:r>
           </w:p>
         </w:tc>
@@ -2012,9 +1995,10 @@
             </w:pPr>
             <w:r>
               <w:rPr>
-                <w:rtl w:val="0"/>
-              </w:rPr>
-              <w:t xml:space="preserve">Key Facts:</w:t>
+                <w:sz w:val="24"/>
+                <w:szCs w:val="24"/>
+              </w:rPr>
+              <w:t/>
             </w:r>
           </w:p>
         </w:tc>
@@ -2047,10 +2031,19 @@
             </w:pPr>
             <w:r>
               <w:rPr>
+                <w:b w:val="1"/>
                 <w:sz w:val="24"/>
                 <w:szCs w:val="24"/>
               </w:rPr>
-              <w:t/>
+              <w:t xml:space="preserve">5.  Pattern vs. Noise:  </w:t>
+            </w:r>
+            <w:r>
+              <w:rPr>
+                <w:i w:val="1"/>
+                <w:sz w:val="24"/>
+                <w:szCs w:val="24"/>
+              </w:rPr>
+              <w:t xml:space="preserve">How does a receiver know the difference between a random signal and an intentional coded message?</w:t>
             </w:r>
           </w:p>
         </w:tc>
@@ -2083,10 +2076,8 @@
             </w:pPr>
             <w:r>
               <w:rPr>
-                <w:sz w:val="24"/>
-                <w:szCs w:val="24"/>
-              </w:rPr>
-              <w:t/>
+                <w:rtl w:val="0"/>
+              </w:rPr>
             </w:r>
           </w:p>
         </w:tc>
@@ -2155,9 +2146,324 @@
             </w:pPr>
             <w:r>
               <w:rPr>
+                <w:sz w:val="24"/>
+                <w:szCs w:val="24"/>
+              </w:rPr>
+              <w:t/>
+            </w:r>
+          </w:p>
+        </w:tc>
+        <w:tc>
+          <w:tcPr/>
+          <w:p>
+            <w:pPr>
+              <w:rPr/>
+            </w:pPr>
+            <w:r>
+              <w:rPr>
+                <w:rtl w:val="0"/>
+              </w:rPr>
+            </w:r>
+          </w:p>
+        </w:tc>
+      </w:tr>
+      <w:tr>
+        <w:trPr>
+          <w:cantSplit w:val="0"/>
+          <w:tblHeader w:val="0"/>
+        </w:trPr>
+        <w:tc>
+          <w:tcPr>
+            <w:gridSpan w:val="2"/>
+          </w:tcPr>
+          <w:p>
+            <w:pPr>
+              <w:rPr/>
+            </w:pPr>
+            <w:r>
+              <w:rPr>
+                <w:rtl w:val="0"/>
+              </w:rPr>
+              <w:t xml:space="preserve">Key Facts:</w:t>
+            </w:r>
+          </w:p>
+        </w:tc>
+        <w:tc>
+          <w:tcPr/>
+          <w:p>
+            <w:pPr>
+              <w:rPr/>
+            </w:pPr>
+            <w:r>
+              <w:rPr>
+                <w:rtl w:val="0"/>
+              </w:rPr>
+            </w:r>
+          </w:p>
+        </w:tc>
+      </w:tr>
+      <w:tr>
+        <w:trPr>
+          <w:cantSplit w:val="0"/>
+          <w:tblHeader w:val="0"/>
+        </w:trPr>
+        <w:tc>
+          <w:tcPr>
+            <w:gridSpan w:val="2"/>
+          </w:tcPr>
+          <w:p>
+            <w:pPr>
+              <w:rPr/>
+            </w:pPr>
+            <w:r>
+              <w:rPr>
+                <w:rtl w:val="0"/>
+              </w:rPr>
+            </w:r>
+          </w:p>
+        </w:tc>
+        <w:tc>
+          <w:tcPr/>
+          <w:p>
+            <w:pPr>
+              <w:rPr/>
+            </w:pPr>
+            <w:r>
+              <w:rPr>
+                <w:rtl w:val="0"/>
+              </w:rPr>
+            </w:r>
+          </w:p>
+        </w:tc>
+      </w:tr>
+      <w:tr>
+        <w:trPr>
+          <w:cantSplit w:val="0"/>
+          <w:tblHeader w:val="0"/>
+        </w:trPr>
+        <w:tc>
+          <w:tcPr>
+            <w:gridSpan w:val="2"/>
+          </w:tcPr>
+          <w:p>
+            <w:pPr>
+              <w:rPr/>
+            </w:pPr>
+            <w:r>
+              <w:rPr>
+                <w:rtl w:val="0"/>
+              </w:rPr>
+            </w:r>
+          </w:p>
+        </w:tc>
+        <w:tc>
+          <w:tcPr/>
+          <w:p>
+            <w:pPr>
+              <w:rPr/>
+            </w:pPr>
+            <w:r>
+              <w:rPr>
+                <w:rtl w:val="0"/>
+              </w:rPr>
+            </w:r>
+          </w:p>
+        </w:tc>
+      </w:tr>
+      <w:tr>
+        <w:trPr>
+          <w:cantSplit w:val="0"/>
+          <w:tblHeader w:val="0"/>
+        </w:trPr>
+        <w:tc>
+          <w:tcPr>
+            <w:gridSpan w:val="2"/>
+          </w:tcPr>
+          <w:p>
+            <w:pPr>
+              <w:rPr/>
+            </w:pPr>
+            <w:r>
+              <w:rPr>
+                <w:sz w:val="24"/>
+                <w:szCs w:val="24"/>
+              </w:rPr>
+              <w:t/>
+            </w:r>
+          </w:p>
+        </w:tc>
+        <w:tc>
+          <w:tcPr/>
+          <w:p>
+            <w:pPr>
+              <w:rPr/>
+            </w:pPr>
+            <w:r>
+              <w:rPr>
+                <w:rtl w:val="0"/>
+              </w:rPr>
+            </w:r>
+          </w:p>
+        </w:tc>
+      </w:tr>
+      <w:tr>
+        <w:trPr>
+          <w:cantSplit w:val="0"/>
+          <w:tblHeader w:val="0"/>
+        </w:trPr>
+        <w:tc>
+          <w:tcPr>
+            <w:gridSpan w:val="2"/>
+          </w:tcPr>
+          <w:p>
+            <w:pPr>
+              <w:rPr/>
+            </w:pPr>
+            <w:r>
+              <w:rPr>
+                <w:sz w:val="24"/>
+                <w:szCs w:val="24"/>
+              </w:rPr>
+              <w:t/>
+            </w:r>
+          </w:p>
+        </w:tc>
+        <w:tc>
+          <w:tcPr/>
+          <w:p>
+            <w:pPr>
+              <w:rPr/>
+            </w:pPr>
+            <w:r>
+              <w:rPr>
+                <w:rtl w:val="0"/>
+              </w:rPr>
+            </w:r>
+          </w:p>
+        </w:tc>
+      </w:tr>
+      <w:tr>
+        <w:trPr>
+          <w:cantSplit w:val="0"/>
+          <w:tblHeader w:val="0"/>
+        </w:trPr>
+        <w:tc>
+          <w:tcPr>
+            <w:gridSpan w:val="2"/>
+          </w:tcPr>
+          <w:p>
+            <w:pPr>
+              <w:rPr/>
+            </w:pPr>
+            <w:r>
+              <w:rPr>
+                <w:sz w:val="24"/>
+                <w:szCs w:val="24"/>
+              </w:rPr>
+              <w:t/>
+            </w:r>
+          </w:p>
+        </w:tc>
+        <w:tc>
+          <w:tcPr/>
+          <w:p>
+            <w:pPr>
+              <w:rPr/>
+            </w:pPr>
+            <w:r>
+              <w:rPr>
+                <w:rtl w:val="0"/>
+              </w:rPr>
+            </w:r>
+          </w:p>
+        </w:tc>
+      </w:tr>
+      <w:tr>
+        <w:trPr>
+          <w:cantSplit w:val="0"/>
+          <w:tblHeader w:val="0"/>
+        </w:trPr>
+        <w:tc>
+          <w:tcPr>
+            <w:gridSpan w:val="2"/>
+          </w:tcPr>
+          <w:p>
+            <w:pPr>
+              <w:rPr/>
+            </w:pPr>
+            <w:r>
+              <w:rPr>
                 <w:rtl w:val="0"/>
               </w:rPr>
               <w:t xml:space="preserve">Q &amp; A:  Write any questions you still have after this lesson:</w:t>
+            </w:r>
+          </w:p>
+        </w:tc>
+        <w:tc>
+          <w:tcPr/>
+          <w:p>
+            <w:pPr>
+              <w:rPr/>
+            </w:pPr>
+            <w:r>
+              <w:rPr>
+                <w:rtl w:val="0"/>
+              </w:rPr>
+            </w:r>
+          </w:p>
+        </w:tc>
+      </w:tr>
+      <w:tr>
+        <w:trPr>
+          <w:cantSplit w:val="0"/>
+          <w:tblHeader w:val="0"/>
+        </w:trPr>
+        <w:tc>
+          <w:tcPr>
+            <w:gridSpan w:val="2"/>
+          </w:tcPr>
+          <w:p>
+            <w:pPr>
+              <w:rPr/>
+            </w:pPr>
+            <w:r>
+              <w:rPr>
+                <w:rtl w:val="0"/>
+              </w:rPr>
+            </w:r>
+          </w:p>
+        </w:tc>
+        <w:tc>
+          <w:tcPr/>
+          <w:p>
+            <w:pPr>
+              <w:rPr/>
+            </w:pPr>
+            <w:r>
+              <w:rPr>
+                <w:rtl w:val="0"/>
+              </w:rPr>
+            </w:r>
+          </w:p>
+        </w:tc>
+      </w:tr>
+      <w:tr>
+        <w:trPr>
+          <w:cantSplit w:val="0"/>
+          <w:tblHeader w:val="0"/>
+        </w:trPr>
+        <w:tc>
+          <w:tcPr>
+            <w:gridSpan w:val="2"/>
+          </w:tcPr>
+          <w:p>
+            <w:pPr>
+              <w:rPr/>
+            </w:pPr>
+            <w:r>
+              <w:rPr>
+                <w:rtl w:val="0"/>
+              </w:rPr>
             </w:r>
           </w:p>
         </w:tc>

--- a/Lesson 46 - Guided Notes.docx
+++ b/Lesson 46 - Guided Notes.docx
@@ -1008,16 +1008,15 @@
           </w:tcPr>
           <w:p>
             <w:pPr>
-              <w:rPr>
-                <w:color w:val="0000ff"/>
-              </w:rPr>
-            </w:pPr>
-            <w:r>
-              <w:rPr>
-                <w:rtl w:val="0"/>
+              <w:rPr/>
+            </w:pPr>
+            <w:r>
+              <w:rPr>
                 <w:b w:val="1"/>
-              </w:rPr>
-              <w:t xml:space="preserve">Code –  </w:t>
+                <w:sz w:val="24"/>
+                <w:szCs w:val="24"/>
+              </w:rPr>
+              <w:t xml:space="preserve">Information Transfer –  </w:t>
             </w:r>
           </w:p>
         </w:tc>
@@ -1084,16 +1083,15 @@
           </w:tcPr>
           <w:p>
             <w:pPr>
-              <w:rPr>
-                <w:color w:val="0000ff"/>
-              </w:rPr>
-            </w:pPr>
-            <w:r>
-              <w:rPr>
-                <w:rtl w:val="0"/>
+              <w:rPr/>
+            </w:pPr>
+            <w:r>
+              <w:rPr>
                 <w:b w:val="1"/>
-              </w:rPr>
-              <w:t xml:space="preserve">Pattern –  </w:t>
+                <w:sz w:val="24"/>
+                <w:szCs w:val="24"/>
+              </w:rPr>
+              <w:t xml:space="preserve">Code –  </w:t>
             </w:r>
           </w:p>
         </w:tc>
@@ -1126,8 +1124,6 @@
                 <w:color w:val="0000ff"/>
               </w:rPr>
             </w:pPr>
-            <w:bookmarkStart w:colFirst="0" w:colLast="0" w:name="_heading=h.gjdgxs" w:id="0"/>
-            <w:bookmarkEnd w:id="0"/>
             <w:r>
               <w:rPr>
                 <w:rtl w:val="0"/>
@@ -1162,18 +1158,15 @@
           </w:tcPr>
           <w:p>
             <w:pPr>
-              <w:rPr>
-                <w:color w:val="0000ff"/>
-              </w:rPr>
-            </w:pPr>
-            <w:bookmarkStart w:colFirst="0" w:colLast="0" w:name="_heading=h.gjdgxs" w:id="0"/>
-            <w:bookmarkEnd w:id="0"/>
-            <w:r>
-              <w:rPr>
-                <w:rtl w:val="0"/>
+              <w:rPr/>
+            </w:pPr>
+            <w:r>
+              <w:rPr>
                 <w:b w:val="1"/>
-              </w:rPr>
-              <w:t xml:space="preserve">Signal –  </w:t>
+                <w:sz w:val="24"/>
+                <w:szCs w:val="24"/>
+              </w:rPr>
+              <w:t xml:space="preserve">Pattern –  </w:t>
             </w:r>
           </w:p>
         </w:tc>
@@ -1202,16 +1195,11 @@
           </w:tcPr>
           <w:p>
             <w:pPr>
-              <w:rPr>
-                <w:color w:val="0000ff"/>
-              </w:rPr>
-            </w:pPr>
-            <w:r>
-              <w:rPr>
-                <w:rtl w:val="0"/>
-                <w:b w:val="1"/>
-              </w:rPr>
-              <w:t xml:space="preserve"/>
+              <w:rPr/>
+            </w:pPr>
+            <w:r>
+              <w:rPr/>
+              <w:t/>
             </w:r>
           </w:p>
         </w:tc>
@@ -1240,16 +1228,15 @@
           </w:tcPr>
           <w:p>
             <w:pPr>
-              <w:rPr>
-                <w:color w:val="0000ff"/>
-              </w:rPr>
-            </w:pPr>
-            <w:r>
-              <w:rPr>
-                <w:rtl w:val="0"/>
+              <w:rPr/>
+            </w:pPr>
+            <w:r>
+              <w:rPr>
                 <w:b w:val="1"/>
-              </w:rPr>
-              <w:t xml:space="preserve">Information –  </w:t>
+                <w:sz w:val="24"/>
+                <w:szCs w:val="24"/>
+              </w:rPr>
+              <w:t xml:space="preserve">Encoding –  </w:t>
             </w:r>
           </w:p>
         </w:tc>
@@ -1278,14 +1265,16 @@
           </w:tcPr>
           <w:p>
             <w:pPr>
-              <w:rPr/>
-            </w:pPr>
-            <w:r>
-              <w:rPr>
-                <w:sz w:val="24"/>
-                <w:szCs w:val="24"/>
-              </w:rPr>
-              <w:t/>
+              <w:rPr>
+                <w:color w:val="0000ff"/>
+              </w:rPr>
+            </w:pPr>
+            <w:r>
+              <w:rPr>
+                <w:rtl w:val="0"/>
+                <w:b w:val="1"/>
+              </w:rPr>
+              <w:t xml:space="preserve"/>
             </w:r>
           </w:p>
         </w:tc>
@@ -1317,10 +1306,147 @@
               <w:rPr/>
             </w:pPr>
             <w:r>
+              <w:rPr/>
+              <w:t/>
+            </w:r>
+          </w:p>
+        </w:tc>
+        <w:tc>
+          <w:tcPr/>
+          <w:p>
+            <w:pPr>
+              <w:rPr/>
+            </w:pPr>
+            <w:r>
+              <w:rPr>
+                <w:rtl w:val="0"/>
+              </w:rPr>
+            </w:r>
+          </w:p>
+        </w:tc>
+      </w:tr>
+      <w:tr>
+        <w:trPr>
+          <w:cantSplit w:val="0"/>
+          <w:tblHeader w:val="0"/>
+        </w:trPr>
+        <w:tc>
+          <w:tcPr>
+            <w:gridSpan w:val="2"/>
+          </w:tcPr>
+          <w:p>
+            <w:pPr>
+              <w:rPr>
+                <w:color w:val="0000ff"/>
+              </w:rPr>
+            </w:pPr>
+            <w:r>
+              <w:rPr>
+                <w:rtl w:val="0"/>
+                <w:b w:val="1"/>
+              </w:rPr>
+              <w:t xml:space="preserve"/>
+            </w:r>
+          </w:p>
+        </w:tc>
+        <w:tc>
+          <w:tcPr/>
+          <w:p>
+            <w:pPr>
+              <w:rPr/>
+            </w:pPr>
+            <w:r>
+              <w:rPr>
+                <w:rtl w:val="0"/>
+              </w:rPr>
+            </w:r>
+          </w:p>
+        </w:tc>
+      </w:tr>
+      <w:tr>
+        <w:trPr>
+          <w:cantSplit w:val="0"/>
+          <w:tblHeader w:val="0"/>
+        </w:trPr>
+        <w:tc>
+          <w:tcPr>
+            <w:gridSpan w:val="2"/>
+          </w:tcPr>
+          <w:p>
+            <w:pPr>
+              <w:rPr/>
+            </w:pPr>
+            <w:r>
+              <w:rPr/>
+              <w:t/>
+            </w:r>
+          </w:p>
+        </w:tc>
+        <w:tc>
+          <w:tcPr/>
+          <w:p>
+            <w:pPr>
+              <w:rPr/>
+            </w:pPr>
+            <w:r>
+              <w:rPr>
+                <w:rtl w:val="0"/>
+              </w:rPr>
+            </w:r>
+          </w:p>
+        </w:tc>
+      </w:tr>
+      <w:tr>
+        <w:trPr>
+          <w:cantSplit w:val="0"/>
+          <w:tblHeader w:val="0"/>
+        </w:trPr>
+        <w:tc>
+          <w:tcPr>
+            <w:gridSpan w:val="2"/>
+          </w:tcPr>
+          <w:p>
+            <w:pPr>
+              <w:rPr/>
+            </w:pPr>
+            <w:r>
               <w:rPr>
                 <w:sz w:val="24"/>
                 <w:szCs w:val="24"/>
               </w:rPr>
+              <w:t/>
+            </w:r>
+          </w:p>
+        </w:tc>
+        <w:tc>
+          <w:tcPr/>
+          <w:p>
+            <w:pPr>
+              <w:rPr/>
+            </w:pPr>
+            <w:r>
+              <w:rPr>
+                <w:rtl w:val="0"/>
+              </w:rPr>
+            </w:r>
+          </w:p>
+        </w:tc>
+      </w:tr>
+      <w:tr>
+        <w:trPr>
+          <w:cantSplit w:val="0"/>
+          <w:tblHeader w:val="0"/>
+        </w:trPr>
+        <w:tc>
+          <w:tcPr>
+            <w:gridSpan w:val="2"/>
+          </w:tcPr>
+          <w:p>
+            <w:pPr>
+              <w:rPr/>
+            </w:pPr>
+            <w:r>
+              <w:rPr/>
               <w:t/>
             </w:r>
           </w:p>
